--- a/App/mou_templates/Ambulance.docx
+++ b/App/mou_templates/Ambulance.docx
@@ -1,6 +1,6 @@
 
 <file path=word/document.xml><?xml version="1.0" encoding="utf-8"?>
-<w:document xmlns:wpc="http://schemas.microsoft.com/office/word/2010/wordprocessingCanvas" xmlns:cx="http://schemas.microsoft.com/office/drawing/2014/chartex" xmlns:cx1="http://schemas.microsoft.com/office/drawing/2015/9/8/chartex" xmlns:cx2="http://schemas.microsoft.com/office/drawing/2015/10/21/chartex" xmlns:cx3="http://schemas.microsoft.com/office/drawing/2016/5/9/chartex" xmlns:cx4="http://schemas.microsoft.com/office/drawing/2016/5/10/chartex" xmlns:cx5="http://schemas.microsoft.com/office/drawing/2016/5/11/chartex" xmlns:cx6="http://schemas.microsoft.com/office/drawing/2016/5/12/chartex" xmlns:cx7="http://schemas.microsoft.com/office/drawing/2016/5/13/chartex" xmlns:cx8="http://schemas.microsoft.com/office/drawing/2016/5/14/chartex" xmlns:mc="http://schemas.openxmlformats.org/markup-compatibility/2006" xmlns:aink="http://schemas.microsoft.com/office/drawing/2016/ink" xmlns:am3d="http://schemas.microsoft.com/office/drawing/2017/model3d" xmlns:o="urn:schemas-microsoft-com:office:office" xmlns:oel="http://schemas.microsoft.com/office/2019/extlst" xmlns:r="http://schemas.openxmlformats.org/officeDocument/2006/relationships" xmlns:m="http://schemas.openxmlformats.org/officeDocument/2006/math" xmlns:v="urn:schemas-microsoft-com:vml" xmlns:wp14="http://schemas.microsoft.com/office/word/2010/wordprocessingDrawing" xmlns:wp="http://schemas.openxmlformats.org/drawingml/2006/wordprocessingDrawing" xmlns:w10="urn:schemas-microsoft-com:office:word" xmlns:w="http://schemas.openxmlformats.org/wordprocessingml/2006/main" xmlns:w14="http://schemas.microsoft.com/office/word/2010/wordml" xmlns:w15="http://schemas.microsoft.com/office/word/2012/wordml" xmlns:w16cei="http://schemas.microsoft.com/office/word/2026/wordml/cei" xmlns:w16cex="http://schemas.microsoft.com/office/word/2018/wordml/cex" xmlns:w16cid="http://schemas.microsoft.com/office/word/2016/wordml/cid" xmlns:w16="http://schemas.microsoft.com/office/word/2018/wordml" xmlns:w16du="http://schemas.microsoft.com/office/word/2023/wordml/word16du" xmlns:w16sdtdh="http://schemas.microsoft.com/office/word/2020/wordml/sdtdatahash" xmlns:w16sdtfl="http://schemas.microsoft.com/office/word/2024/wordml/sdtformatlock" xmlns:w16se="http://schemas.microsoft.com/office/word/2015/wordml/symex" xmlns:wpg="http://schemas.microsoft.com/office/word/2010/wordprocessingGroup" xmlns:wpi="http://schemas.microsoft.com/office/word/2010/wordprocessingInk" xmlns:wne="http://schemas.microsoft.com/office/word/2006/wordml" xmlns:wps="http://schemas.microsoft.com/office/word/2010/wordprocessingShape" mc:Ignorable="w14 w15 w16se w16cid w16 w16cex w16sdtdh w16sdtfl w16du wp14">
+<w:document xmlns:wpc="http://schemas.microsoft.com/office/word/2010/wordprocessingCanvas" xmlns:cx="http://schemas.microsoft.com/office/drawing/2014/chartex" xmlns:cx1="http://schemas.microsoft.com/office/drawing/2015/9/8/chartex" xmlns:cx2="http://schemas.microsoft.com/office/drawing/2015/10/21/chartex" xmlns:cx3="http://schemas.microsoft.com/office/drawing/2016/5/9/chartex" xmlns:cx4="http://schemas.microsoft.com/office/drawing/2016/5/10/chartex" xmlns:cx5="http://schemas.microsoft.com/office/drawing/2016/5/11/chartex" xmlns:cx6="http://schemas.microsoft.com/office/drawing/2016/5/12/chartex" xmlns:cx7="http://schemas.microsoft.com/office/drawing/2016/5/13/chartex" xmlns:cx8="http://schemas.microsoft.com/office/drawing/2016/5/14/chartex" xmlns:mc="http://schemas.openxmlformats.org/markup-compatibility/2006" xmlns:aink="http://schemas.microsoft.com/office/drawing/2016/ink" xmlns:am3d="http://schemas.microsoft.com/office/drawing/2017/model3d" xmlns:o="urn:schemas-microsoft-com:office:office" xmlns:oel="http://schemas.microsoft.com/office/2019/extlst" xmlns:r="http://schemas.openxmlformats.org/officeDocument/2006/relationships" xmlns:m="http://schemas.openxmlformats.org/officeDocument/2006/math" xmlns:v="urn:schemas-microsoft-com:vml" xmlns:wp14="http://schemas.microsoft.com/office/word/2010/wordprocessingDrawing" xmlns:wp="http://schemas.openxmlformats.org/drawingml/2006/wordprocessingDrawing" xmlns:w10="urn:schemas-microsoft-com:office:word" xmlns:w="http://schemas.openxmlformats.org/wordprocessingml/2006/main" xmlns:w14="http://schemas.microsoft.com/office/word/2010/wordml" xmlns:w15="http://schemas.microsoft.com/office/word/2012/wordml" xmlns:w16cex="http://schemas.microsoft.com/office/word/2018/wordml/cex" xmlns:w16cid="http://schemas.microsoft.com/office/word/2016/wordml/cid" xmlns:w16="http://schemas.microsoft.com/office/word/2018/wordml" xmlns:w16du="http://schemas.microsoft.com/office/word/2023/wordml/word16du" xmlns:w16sdtdh="http://schemas.microsoft.com/office/word/2020/wordml/sdtdatahash" xmlns:w16sdtfl="http://schemas.microsoft.com/office/word/2024/wordml/sdtformatlock" xmlns:w16se="http://schemas.microsoft.com/office/word/2015/wordml/symex" xmlns:wpg="http://schemas.microsoft.com/office/word/2010/wordprocessingGroup" xmlns:wpi="http://schemas.microsoft.com/office/word/2010/wordprocessingInk" xmlns:wne="http://schemas.microsoft.com/office/word/2006/wordml" xmlns:wps="http://schemas.microsoft.com/office/word/2010/wordprocessingShape" mc:Ignorable="w14 w15 w16se w16cid w16 w16cex w16sdtdh w16sdtfl w16du wp14">
   <w:body>
     <w:p>
       <w:pPr>
@@ -182,15 +182,7 @@
         <w:t>This is MOU is executed at-</w:t>
       </w:r>
       <w:r>
-        <w:t>{</w:t>
-      </w:r>
-      <w:proofErr w:type="spellStart"/>
-      <w:r>
-        <w:t>hospital_name</w:t>
-      </w:r>
-      <w:proofErr w:type="spellEnd"/>
-      <w:r>
-        <w:t>}</w:t>
+        <w:t>{HOSPITAL_NAME}</w:t>
       </w:r>
       <w:r>
         <w:rPr>
@@ -248,23 +240,7 @@
           <w:b/>
           <w:bCs/>
         </w:rPr>
-        <w:t>{</w:t>
-      </w:r>
-      <w:proofErr w:type="spellStart"/>
-      <w:r>
-        <w:rPr>
-          <w:b/>
-          <w:bCs/>
-        </w:rPr>
-        <w:t>ambulance_name</w:t>
-      </w:r>
-      <w:proofErr w:type="spellEnd"/>
-      <w:r>
-        <w:rPr>
-          <w:b/>
-          <w:bCs/>
-        </w:rPr>
-        <w:t>}</w:t>
+        <w:t>{AMBULANCE_NAME}</w:t>
       </w:r>
       <w:r>
         <w:rPr>
@@ -290,15 +266,11 @@
         <w:jc w:val="both"/>
       </w:pPr>
       <w:r>
-        <w:t>{</w:t>
-      </w:r>
-      <w:proofErr w:type="spellStart"/>
-      <w:r>
-        <w:t>hospital_name</w:t>
-      </w:r>
-      <w:proofErr w:type="spellEnd"/>
-      <w:r>
-        <w:t>}</w:t>
+        <w:rPr>
+          <w:b/>
+          <w:bCs/>
+        </w:rPr>
+        <w:t>{HOSPITAL_NAME}</w:t>
       </w:r>
       <w:r>
         <w:rPr>
@@ -308,39 +280,37 @@
         <w:t xml:space="preserve"> </w:t>
       </w:r>
       <w:r>
-        <w:rPr>
-          <w:b/>
-          <w:bCs/>
-        </w:rPr>
+        <w:t xml:space="preserve">Having its HOSPITAL at </w:t>
+      </w:r>
+      <w:r>
+        <w:rPr>
+          <w:b/>
+          <w:bCs/>
+          <w:u w:val="single"/>
+        </w:rPr>
+        <w:t>{HOSPITAL_</w:t>
+      </w:r>
+      <w:proofErr w:type="gramStart"/>
+      <w:r>
+        <w:rPr>
+          <w:b/>
+          <w:bCs/>
+          <w:u w:val="single"/>
+        </w:rPr>
+        <w:t>ADDRESS}</w:t>
+      </w:r>
+      <w:r>
         <w:t xml:space="preserve"> </w:t>
       </w:r>
       <w:r>
-        <w:t xml:space="preserve">Having its HOSPITAL at </w:t>
-      </w:r>
-      <w:r>
-        <w:rPr>
-          <w:b/>
-          <w:bCs/>
-          <w:u w:val="single"/>
-        </w:rPr>
-        <w:t>NEAR PAC CAMP BICHHIYA, GORAKHPUR, UTTAR PRADESH 273014</w:t>
-      </w:r>
-      <w:r>
-        <w:rPr>
-          <w:b/>
-          <w:bCs/>
-          <w:u w:val="single"/>
-        </w:rPr>
-        <w:t xml:space="preserve"> </w:t>
-      </w:r>
-      <w:r>
-        <w:t xml:space="preserve">represented by </w:t>
-      </w:r>
-      <w:r>
-        <w:t xml:space="preserve">Ram Prakash Yadav </w:t>
-      </w:r>
-      <w:r>
-        <w:t>(hereinafter referred to us “</w:t>
+        <w:t xml:space="preserve"> by</w:t>
+      </w:r>
+      <w:proofErr w:type="gramEnd"/>
+      <w:r>
+        <w:t xml:space="preserve"> ________________________</w:t>
+      </w:r>
+      <w:r>
+        <w:t xml:space="preserve"> (hereinafter referred to us “</w:t>
       </w:r>
       <w:r>
         <w:rPr>
@@ -847,379 +817,303 @@
           <w:b/>
           <w:bCs/>
         </w:rPr>
+        <w:t>{AMBULANCE_NAME}</w:t>
+      </w:r>
+    </w:p>
+    <w:p>
+      <w:pPr>
+        <w:spacing w:after="0"/>
+        <w:rPr>
+          <w:b/>
+          <w:bCs/>
+        </w:rPr>
+      </w:pPr>
+      <w:r>
+        <w:rPr>
+          <w:b/>
+          <w:bCs/>
+        </w:rPr>
+        <w:t xml:space="preserve">Termination  </w:t>
+      </w:r>
+    </w:p>
+    <w:p>
+      <w:pPr>
+        <w:spacing w:after="0"/>
+        <w:jc w:val="both"/>
+      </w:pPr>
+      <w:r>
+        <w:t xml:space="preserve">Either </w:t>
+      </w:r>
+      <w:r>
+        <w:rPr>
+          <w:b/>
+          <w:bCs/>
+        </w:rPr>
+        <w:t>{AMBULANCE_NAME}</w:t>
+      </w:r>
+      <w:r>
+        <w:t>/</w:t>
+      </w:r>
+      <w:r>
+        <w:t>{HOSPITAL_NAME}</w:t>
+      </w:r>
+      <w:r>
+        <w:rPr>
+          <w:b/>
+          <w:bCs/>
+        </w:rPr>
+        <w:t xml:space="preserve">. </w:t>
+      </w:r>
+      <w:r>
+        <w:t>shall have the right to terminate this arrangement by giving 30 days prior notice in writing to the other without assigning any reason.</w:t>
+      </w:r>
+    </w:p>
+    <w:p>
+      <w:pPr>
+        <w:spacing w:after="0"/>
+        <w:jc w:val="both"/>
+      </w:pPr>
+      <w:r>
+        <w:t xml:space="preserve">Upon termination or expiry of this Agreement as aforesaid, each Party shall immediately pay to the other, the full </w:t>
+      </w:r>
+      <w:proofErr w:type="gramStart"/>
+      <w:r>
+        <w:t>amount</w:t>
+      </w:r>
+      <w:proofErr w:type="gramEnd"/>
+      <w:r>
+        <w:t xml:space="preserve"> of monies then due to the other as per the provisions of this Agreement within 15 (fifteen) days of such termination.</w:t>
+      </w:r>
+    </w:p>
+    <w:p>
+      <w:pPr>
+        <w:spacing w:after="0"/>
+        <w:rPr>
+          <w:b/>
+          <w:bCs/>
+        </w:rPr>
+      </w:pPr>
+      <w:r>
+        <w:rPr>
+          <w:b/>
+          <w:bCs/>
+        </w:rPr>
+        <w:t>Governing law and dispute resolution</w:t>
+      </w:r>
+    </w:p>
+    <w:p>
+      <w:pPr>
+        <w:spacing w:after="0"/>
+        <w:jc w:val="both"/>
+      </w:pPr>
+      <w:r>
+        <w:t xml:space="preserve">The provision and implementation of this MOU shall </w:t>
+      </w:r>
+      <w:proofErr w:type="gramStart"/>
+      <w:r>
+        <w:t>governed</w:t>
+      </w:r>
+      <w:proofErr w:type="gramEnd"/>
+      <w:r>
+        <w:t xml:space="preserve"> by the laws of republic of India.</w:t>
+      </w:r>
+    </w:p>
+    <w:p>
+      <w:pPr>
+        <w:spacing w:after="0"/>
+        <w:jc w:val="both"/>
+      </w:pPr>
+    </w:p>
+    <w:p>
+      <w:pPr>
+        <w:spacing w:after="0"/>
+        <w:jc w:val="both"/>
+      </w:pPr>
+      <w:r>
+        <w:t xml:space="preserve">All any disputes, claims arising out of this arrangement but could not be settled by means of dispute resolution meeting shall be resolved by means of arbitration by submitting the dispute for the arbitration of mutually agreed sole arbitrator in accordance with the arbitration and conciliation Act 1996 as amended or reconstituted from time to time and the proceeding of arbitration shall be conduct at Gorakhpur, Uttar Pradesh, India English Language.  </w:t>
+      </w:r>
+    </w:p>
+    <w:p>
+      <w:pPr>
+        <w:spacing w:after="0"/>
+      </w:pPr>
+    </w:p>
+    <w:p>
+      <w:pPr>
+        <w:spacing w:after="0"/>
+      </w:pPr>
+      <w:r>
+        <w:t xml:space="preserve">IN WITNESS </w:t>
+      </w:r>
+      <w:proofErr w:type="gramStart"/>
+      <w:r>
+        <w:t>WHERE</w:t>
+      </w:r>
+      <w:proofErr w:type="gramEnd"/>
+      <w:r>
+        <w:t xml:space="preserve"> OF, the parties here to have caused this Agreement to be executed as of the date written below by their duly authorized representatives.</w:t>
+      </w:r>
+    </w:p>
+    <w:p>
+      <w:pPr>
+        <w:spacing w:after="0"/>
+      </w:pPr>
+    </w:p>
+    <w:p>
+      <w:pPr>
+        <w:spacing w:after="0"/>
+      </w:pPr>
+    </w:p>
+    <w:p>
+      <w:pPr>
+        <w:spacing w:after="0"/>
+      </w:pPr>
+      <w:r>
+        <w:t>Signed and delivered by the within named</w:t>
+      </w:r>
+    </w:p>
+    <w:p>
+      <w:pPr>
+        <w:spacing w:after="0"/>
+      </w:pPr>
+    </w:p>
+    <w:p>
+      <w:pPr>
+        <w:spacing w:after="0"/>
+        <w:ind w:left="-851" w:firstLine="851"/>
+        <w:rPr>
+          <w:b/>
+          <w:bCs/>
+        </w:rPr>
+      </w:pPr>
+      <w:r>
+        <w:t>For and on behalf of:</w:t>
+      </w:r>
+      <w:r>
+        <w:t xml:space="preserve"> </w:t>
+      </w:r>
+      <w:r>
+        <w:t>{HOSPITAL_NAME}</w:t>
+      </w:r>
+      <w:r>
+        <w:rPr>
+          <w:b/>
+          <w:bCs/>
+        </w:rPr>
+        <w:t>.</w:t>
+      </w:r>
+    </w:p>
+    <w:p>
+      <w:pPr>
+        <w:spacing w:after="0"/>
+      </w:pPr>
+    </w:p>
+    <w:p>
+      <w:pPr>
+        <w:spacing w:after="0"/>
+      </w:pPr>
+      <w:r>
+        <w:t xml:space="preserve">Through: Name &amp; Designation                                          </w:t>
+      </w:r>
+    </w:p>
+    <w:p>
+      <w:pPr>
+        <w:spacing w:after="0"/>
+      </w:pPr>
+    </w:p>
+    <w:p>
+      <w:pPr>
+        <w:spacing w:after="0"/>
+      </w:pPr>
+    </w:p>
+    <w:p>
+      <w:pPr>
+        <w:spacing w:after="0"/>
+      </w:pPr>
+      <w:r>
+        <w:t xml:space="preserve">Sign: -                                          </w:t>
+      </w:r>
+    </w:p>
+    <w:p>
+      <w:pPr>
+        <w:spacing w:after="0"/>
+      </w:pPr>
+    </w:p>
+    <w:p>
+      <w:pPr>
+        <w:spacing w:after="0"/>
+      </w:pPr>
+    </w:p>
+    <w:p>
+      <w:pPr>
+        <w:spacing w:after="0"/>
+        <w:ind w:left="-851" w:firstLine="851"/>
+        <w:rPr>
+          <w:b/>
+          <w:bCs/>
+        </w:rPr>
+      </w:pPr>
+      <w:r>
+        <w:t xml:space="preserve">For and on behalf </w:t>
+      </w:r>
+      <w:proofErr w:type="gramStart"/>
+      <w:r>
+        <w:t xml:space="preserve">of </w:t>
+      </w:r>
+      <w:r>
+        <w:rPr>
+          <w:b/>
+          <w:bCs/>
+        </w:rPr>
+        <w:t xml:space="preserve"> </w:t>
+      </w:r>
+      <w:r>
+        <w:rPr>
+          <w:b/>
+          <w:bCs/>
+        </w:rPr>
         <w:t>{</w:t>
       </w:r>
-      <w:proofErr w:type="spellStart"/>
-      <w:r>
-        <w:rPr>
-          <w:b/>
-          <w:bCs/>
-        </w:rPr>
-        <w:t>ambulance_name</w:t>
-      </w:r>
-      <w:proofErr w:type="spellEnd"/>
-      <w:r>
-        <w:rPr>
-          <w:b/>
-          <w:bCs/>
-        </w:rPr>
-        <w:t>}</w:t>
-      </w:r>
-    </w:p>
-    <w:p>
-      <w:pPr>
-        <w:spacing w:after="0"/>
-        <w:rPr>
-          <w:b/>
-          <w:bCs/>
-        </w:rPr>
-      </w:pPr>
-      <w:r>
-        <w:rPr>
-          <w:b/>
-          <w:bCs/>
-        </w:rPr>
-        <w:t xml:space="preserve">Termination  </w:t>
-      </w:r>
-    </w:p>
-    <w:p>
-      <w:pPr>
-        <w:spacing w:after="0"/>
-        <w:jc w:val="both"/>
-      </w:pPr>
-      <w:r>
-        <w:t xml:space="preserve">Either </w:t>
-      </w:r>
-      <w:r>
-        <w:rPr>
-          <w:b/>
-          <w:bCs/>
-        </w:rPr>
-        <w:t xml:space="preserve">Shree </w:t>
-      </w:r>
-      <w:proofErr w:type="spellStart"/>
-      <w:r>
-        <w:rPr>
-          <w:b/>
-          <w:bCs/>
-        </w:rPr>
-        <w:t>bala</w:t>
-      </w:r>
-      <w:proofErr w:type="spellEnd"/>
-      <w:r>
-        <w:rPr>
-          <w:b/>
-          <w:bCs/>
-        </w:rPr>
-        <w:t xml:space="preserve"> ji</w:t>
-      </w:r>
-      <w:r>
-        <w:t>/</w:t>
-      </w:r>
-      <w:r>
-        <w:t>{HOSPITAL_NAME}</w:t>
-      </w:r>
-      <w:r>
-        <w:rPr>
-          <w:b/>
-          <w:bCs/>
-        </w:rPr>
-        <w:t xml:space="preserve">. </w:t>
-      </w:r>
-      <w:r>
-        <w:t>shall have the right to terminate this arrangement by giving 30 days prior notice in writing to the other without assigning any reason.</w:t>
-      </w:r>
-    </w:p>
-    <w:p>
-      <w:pPr>
-        <w:spacing w:after="0"/>
-        <w:jc w:val="both"/>
-      </w:pPr>
-      <w:r>
-        <w:t xml:space="preserve">Upon termination or expiry of this Agreement as aforesaid, each Party shall immediately pay to the other, the full </w:t>
+      <w:proofErr w:type="gramEnd"/>
+      <w:r>
+        <w:rPr>
+          <w:b/>
+          <w:bCs/>
+        </w:rPr>
+        <w:t>AMBULANCE_NAME}</w:t>
+      </w:r>
+      <w:r>
+        <w:rPr>
+          <w:b/>
+          <w:bCs/>
+        </w:rPr>
+        <w:t xml:space="preserve"> </w:t>
       </w:r>
       <w:proofErr w:type="gramStart"/>
       <w:r>
-        <w:t>amount</w:t>
+        <w:rPr>
+          <w:b/>
+          <w:bCs/>
+        </w:rPr>
+        <w:t>service  Gorakhpur</w:t>
       </w:r>
       <w:proofErr w:type="gramEnd"/>
-      <w:r>
-        <w:t xml:space="preserve"> of monies then due to the other as per the provisions of this Agreement within 15 (fifteen) days of such termination.</w:t>
-      </w:r>
-    </w:p>
-    <w:p>
-      <w:pPr>
-        <w:spacing w:after="0"/>
-        <w:rPr>
-          <w:b/>
-          <w:bCs/>
-        </w:rPr>
-      </w:pPr>
-      <w:r>
-        <w:rPr>
-          <w:b/>
-          <w:bCs/>
-        </w:rPr>
-        <w:t>Governing law and dispute resolution</w:t>
-      </w:r>
-    </w:p>
-    <w:p>
-      <w:pPr>
-        <w:spacing w:after="0"/>
-        <w:jc w:val="both"/>
-      </w:pPr>
-      <w:r>
-        <w:t xml:space="preserve">The provision and implementation of this MOU shall </w:t>
-      </w:r>
+    </w:p>
+    <w:p>
+      <w:pPr>
+        <w:spacing w:after="0"/>
+      </w:pPr>
       <w:proofErr w:type="gramStart"/>
       <w:r>
-        <w:t>governed</w:t>
+        <w:t>Add.-</w:t>
       </w:r>
       <w:proofErr w:type="gramEnd"/>
       <w:r>
-        <w:t xml:space="preserve"> by the laws of republic of India.</w:t>
-      </w:r>
-    </w:p>
-    <w:p>
-      <w:pPr>
-        <w:spacing w:after="0"/>
-        <w:jc w:val="both"/>
-      </w:pPr>
-    </w:p>
-    <w:p>
-      <w:pPr>
-        <w:spacing w:after="0"/>
-        <w:jc w:val="both"/>
-      </w:pPr>
-      <w:r>
-        <w:t xml:space="preserve">All any disputes, claims arising out of this arrangement but could not be settled by means of dispute resolution meeting shall be resolved by means of arbitration by submitting the dispute for the arbitration of mutually agreed sole arbitrator in accordance with the arbitration and conciliation Act 1996 as amended or reconstituted from time to time and the proceeding of arbitration shall be conduct at Gorakhpur, Uttar Pradesh, India English Language.  </w:t>
-      </w:r>
-    </w:p>
-    <w:p>
-      <w:pPr>
-        <w:spacing w:after="0"/>
-      </w:pPr>
-    </w:p>
-    <w:p>
-      <w:pPr>
-        <w:spacing w:after="0"/>
-      </w:pPr>
-      <w:r>
-        <w:t xml:space="preserve">IN WITNESS </w:t>
-      </w:r>
-      <w:proofErr w:type="gramStart"/>
-      <w:r>
-        <w:t>WHERE</w:t>
-      </w:r>
-      <w:proofErr w:type="gramEnd"/>
-      <w:r>
-        <w:t xml:space="preserve"> OF, the parties here to have caused this Agreement to be executed as of the date written below by their duly authorized representatives.</w:t>
-      </w:r>
-    </w:p>
-    <w:p>
-      <w:pPr>
-        <w:spacing w:after="0"/>
-      </w:pPr>
-    </w:p>
-    <w:p>
-      <w:pPr>
-        <w:spacing w:after="0"/>
-      </w:pPr>
-    </w:p>
-    <w:p>
-      <w:pPr>
-        <w:spacing w:after="0"/>
-      </w:pPr>
-      <w:r>
-        <w:t>Signed and delivered by the within named</w:t>
-      </w:r>
-    </w:p>
-    <w:p>
-      <w:pPr>
-        <w:spacing w:after="0"/>
-      </w:pPr>
-    </w:p>
-    <w:p>
-      <w:pPr>
-        <w:spacing w:after="0"/>
-        <w:ind w:left="-851" w:firstLine="851"/>
-        <w:rPr>
-          <w:b/>
-          <w:bCs/>
-        </w:rPr>
-      </w:pPr>
-      <w:r>
-        <w:t>For and on behalf of:</w:t>
-      </w:r>
-      <w:r>
-        <w:t xml:space="preserve"> </w:t>
-      </w:r>
-      <w:r>
-        <w:t>{HOSPITAL_NAME}</w:t>
-      </w:r>
-      <w:r>
-        <w:rPr>
-          <w:b/>
-          <w:bCs/>
-        </w:rPr>
-        <w:t>.</w:t>
-      </w:r>
-    </w:p>
-    <w:p>
-      <w:pPr>
-        <w:spacing w:after="0"/>
-      </w:pPr>
-    </w:p>
-    <w:p>
-      <w:pPr>
-        <w:spacing w:after="0"/>
-      </w:pPr>
-      <w:r>
-        <w:t xml:space="preserve">Through: Name &amp; Designation                                          </w:t>
-      </w:r>
-    </w:p>
-    <w:p>
-      <w:pPr>
-        <w:spacing w:after="0"/>
-      </w:pPr>
-    </w:p>
-    <w:p>
-      <w:pPr>
-        <w:spacing w:after="0"/>
-      </w:pPr>
-    </w:p>
-    <w:p>
-      <w:pPr>
-        <w:spacing w:after="0"/>
-      </w:pPr>
-      <w:r>
-        <w:t xml:space="preserve">Sign: -                                          </w:t>
-      </w:r>
-    </w:p>
-    <w:p>
-      <w:pPr>
-        <w:spacing w:after="0"/>
-      </w:pPr>
-    </w:p>
-    <w:p>
-      <w:pPr>
-        <w:spacing w:after="0"/>
-      </w:pPr>
-    </w:p>
-    <w:p>
-      <w:pPr>
-        <w:spacing w:after="0"/>
-        <w:ind w:left="-851" w:firstLine="851"/>
-        <w:rPr>
-          <w:b/>
-          <w:bCs/>
-        </w:rPr>
-      </w:pPr>
-      <w:r>
-        <w:t xml:space="preserve">For and on behalf </w:t>
-      </w:r>
-      <w:proofErr w:type="gramStart"/>
-      <w:r>
-        <w:t xml:space="preserve">of </w:t>
-      </w:r>
-      <w:r>
-        <w:rPr>
-          <w:b/>
-          <w:bCs/>
-        </w:rPr>
-        <w:t xml:space="preserve"> Shree</w:t>
-      </w:r>
-      <w:proofErr w:type="gramEnd"/>
-      <w:r>
-        <w:rPr>
-          <w:b/>
-          <w:bCs/>
-        </w:rPr>
-        <w:t xml:space="preserve"> </w:t>
-      </w:r>
-      <w:proofErr w:type="spellStart"/>
-      <w:r>
-        <w:rPr>
-          <w:b/>
-          <w:bCs/>
-        </w:rPr>
-        <w:t>bala</w:t>
-      </w:r>
-      <w:proofErr w:type="spellEnd"/>
-      <w:r>
-        <w:rPr>
-          <w:b/>
-          <w:bCs/>
-        </w:rPr>
-        <w:t xml:space="preserve"> ji All </w:t>
-      </w:r>
-      <w:proofErr w:type="spellStart"/>
-      <w:r>
-        <w:rPr>
-          <w:b/>
-          <w:bCs/>
-        </w:rPr>
-        <w:t>india</w:t>
-      </w:r>
-      <w:proofErr w:type="spellEnd"/>
-      <w:r>
-        <w:rPr>
-          <w:b/>
-          <w:bCs/>
-        </w:rPr>
-        <w:t xml:space="preserve"> ambulance </w:t>
-      </w:r>
-      <w:proofErr w:type="gramStart"/>
-      <w:r>
-        <w:rPr>
-          <w:b/>
-          <w:bCs/>
-        </w:rPr>
-        <w:t>service  Gorakhpur</w:t>
-      </w:r>
-      <w:proofErr w:type="gramEnd"/>
-    </w:p>
-    <w:p>
-      <w:pPr>
-        <w:spacing w:after="0"/>
-      </w:pPr>
-      <w:proofErr w:type="gramStart"/>
-      <w:r>
-        <w:t>Add.-</w:t>
-      </w:r>
-      <w:proofErr w:type="gramEnd"/>
-      <w:r>
-        <w:t xml:space="preserve">  Near </w:t>
-      </w:r>
-      <w:proofErr w:type="spellStart"/>
-      <w:r>
-        <w:t>Sbi</w:t>
-      </w:r>
-      <w:proofErr w:type="spellEnd"/>
-      <w:r>
-        <w:t xml:space="preserve"> </w:t>
-      </w:r>
-      <w:proofErr w:type="spellStart"/>
-      <w:r>
-        <w:t>jonal</w:t>
-      </w:r>
-      <w:proofErr w:type="spellEnd"/>
-      <w:r>
-        <w:t xml:space="preserve"> office </w:t>
-      </w:r>
-      <w:proofErr w:type="spellStart"/>
-      <w:r>
-        <w:t>tramandal</w:t>
-      </w:r>
-      <w:proofErr w:type="spellEnd"/>
-      <w:r>
-        <w:t xml:space="preserve"> </w:t>
-      </w:r>
-      <w:proofErr w:type="spellStart"/>
-      <w:r>
-        <w:t>gorakhpur</w:t>
-      </w:r>
-      <w:proofErr w:type="spellEnd"/>
+        <w:t xml:space="preserve">  </w:t>
+      </w:r>
+      <w:r>
+        <w:t>{AMBULANCE_ADDRESS}</w:t>
+      </w:r>
     </w:p>
     <w:p>
       <w:pPr>
@@ -1286,7 +1180,7 @@
 </file>
 
 <file path=word/numbering.xml><?xml version="1.0" encoding="utf-8"?>
-<w:numbering xmlns:wpc="http://schemas.microsoft.com/office/word/2010/wordprocessingCanvas" xmlns:cx="http://schemas.microsoft.com/office/drawing/2014/chartex" xmlns:cx1="http://schemas.microsoft.com/office/drawing/2015/9/8/chartex" xmlns:cx2="http://schemas.microsoft.com/office/drawing/2015/10/21/chartex" xmlns:cx3="http://schemas.microsoft.com/office/drawing/2016/5/9/chartex" xmlns:cx4="http://schemas.microsoft.com/office/drawing/2016/5/10/chartex" xmlns:cx5="http://schemas.microsoft.com/office/drawing/2016/5/11/chartex" xmlns:cx6="http://schemas.microsoft.com/office/drawing/2016/5/12/chartex" xmlns:cx7="http://schemas.microsoft.com/office/drawing/2016/5/13/chartex" xmlns:cx8="http://schemas.microsoft.com/office/drawing/2016/5/14/chartex" xmlns:mc="http://schemas.openxmlformats.org/markup-compatibility/2006" xmlns:aink="http://schemas.microsoft.com/office/drawing/2016/ink" xmlns:am3d="http://schemas.microsoft.com/office/drawing/2017/model3d" xmlns:o="urn:schemas-microsoft-com:office:office" xmlns:oel="http://schemas.microsoft.com/office/2019/extlst" xmlns:r="http://schemas.openxmlformats.org/officeDocument/2006/relationships" xmlns:m="http://schemas.openxmlformats.org/officeDocument/2006/math" xmlns:v="urn:schemas-microsoft-com:vml" xmlns:wp14="http://schemas.microsoft.com/office/word/2010/wordprocessingDrawing" xmlns:wp="http://schemas.openxmlformats.org/drawingml/2006/wordprocessingDrawing" xmlns:w10="urn:schemas-microsoft-com:office:word" xmlns:w="http://schemas.openxmlformats.org/wordprocessingml/2006/main" xmlns:w14="http://schemas.microsoft.com/office/word/2010/wordml" xmlns:w15="http://schemas.microsoft.com/office/word/2012/wordml" xmlns:w16cei="http://schemas.microsoft.com/office/word/2026/wordml/cei" xmlns:w16cex="http://schemas.microsoft.com/office/word/2018/wordml/cex" xmlns:w16cid="http://schemas.microsoft.com/office/word/2016/wordml/cid" xmlns:w16="http://schemas.microsoft.com/office/word/2018/wordml" xmlns:w16du="http://schemas.microsoft.com/office/word/2023/wordml/word16du" xmlns:w16sdtdh="http://schemas.microsoft.com/office/word/2020/wordml/sdtdatahash" xmlns:w16sdtfl="http://schemas.microsoft.com/office/word/2024/wordml/sdtformatlock" xmlns:w16se="http://schemas.microsoft.com/office/word/2015/wordml/symex" xmlns:wpg="http://schemas.microsoft.com/office/word/2010/wordprocessingGroup" xmlns:wpi="http://schemas.microsoft.com/office/word/2010/wordprocessingInk" xmlns:wne="http://schemas.microsoft.com/office/word/2006/wordml" xmlns:wps="http://schemas.microsoft.com/office/word/2010/wordprocessingShape" mc:Ignorable="w14 w15 w16se w16cid w16 w16cex w16sdtdh w16sdtfl w16du wp14">
+<w:numbering xmlns:wpc="http://schemas.microsoft.com/office/word/2010/wordprocessingCanvas" xmlns:cx="http://schemas.microsoft.com/office/drawing/2014/chartex" xmlns:cx1="http://schemas.microsoft.com/office/drawing/2015/9/8/chartex" xmlns:cx2="http://schemas.microsoft.com/office/drawing/2015/10/21/chartex" xmlns:cx3="http://schemas.microsoft.com/office/drawing/2016/5/9/chartex" xmlns:cx4="http://schemas.microsoft.com/office/drawing/2016/5/10/chartex" xmlns:cx5="http://schemas.microsoft.com/office/drawing/2016/5/11/chartex" xmlns:cx6="http://schemas.microsoft.com/office/drawing/2016/5/12/chartex" xmlns:cx7="http://schemas.microsoft.com/office/drawing/2016/5/13/chartex" xmlns:cx8="http://schemas.microsoft.com/office/drawing/2016/5/14/chartex" xmlns:mc="http://schemas.openxmlformats.org/markup-compatibility/2006" xmlns:aink="http://schemas.microsoft.com/office/drawing/2016/ink" xmlns:am3d="http://schemas.microsoft.com/office/drawing/2017/model3d" xmlns:o="urn:schemas-microsoft-com:office:office" xmlns:oel="http://schemas.microsoft.com/office/2019/extlst" xmlns:r="http://schemas.openxmlformats.org/officeDocument/2006/relationships" xmlns:m="http://schemas.openxmlformats.org/officeDocument/2006/math" xmlns:v="urn:schemas-microsoft-com:vml" xmlns:wp14="http://schemas.microsoft.com/office/word/2010/wordprocessingDrawing" xmlns:wp="http://schemas.openxmlformats.org/drawingml/2006/wordprocessingDrawing" xmlns:w10="urn:schemas-microsoft-com:office:word" xmlns:w="http://schemas.openxmlformats.org/wordprocessingml/2006/main" xmlns:w14="http://schemas.microsoft.com/office/word/2010/wordml" xmlns:w15="http://schemas.microsoft.com/office/word/2012/wordml" xmlns:w16cex="http://schemas.microsoft.com/office/word/2018/wordml/cex" xmlns:w16cid="http://schemas.microsoft.com/office/word/2016/wordml/cid" xmlns:w16="http://schemas.microsoft.com/office/word/2018/wordml" xmlns:w16du="http://schemas.microsoft.com/office/word/2023/wordml/word16du" xmlns:w16sdtdh="http://schemas.microsoft.com/office/word/2020/wordml/sdtdatahash" xmlns:w16sdtfl="http://schemas.microsoft.com/office/word/2024/wordml/sdtformatlock" xmlns:w16se="http://schemas.microsoft.com/office/word/2015/wordml/symex" xmlns:wpg="http://schemas.microsoft.com/office/word/2010/wordprocessingGroup" xmlns:wpi="http://schemas.microsoft.com/office/word/2010/wordprocessingInk" xmlns:wne="http://schemas.microsoft.com/office/word/2006/wordml" xmlns:wps="http://schemas.microsoft.com/office/word/2010/wordprocessingShape" mc:Ignorable="w14 w15 w16se w16cid w16 w16cex w16sdtdh w16sdtfl w16du wp14">
   <w:abstractNum w:abstractNumId="0" w15:restartNumberingAfterBreak="0">
     <w:nsid w:val="587F59E4"/>
     <w:multiLevelType w:val="multilevel"/>

--- a/App/mou_templates/Ambulance.docx
+++ b/App/mou_templates/Ambulance.docx
@@ -221,7 +221,14 @@
           <w:b/>
           <w:bCs/>
         </w:rPr>
-        <w:t xml:space="preserve"> August</w:t>
+        <w:t xml:space="preserve"> </w:t>
+      </w:r>
+      <w:r>
+        <w:rPr>
+          <w:b/>
+          <w:bCs/>
+        </w:rPr>
+        <w:t>September</w:t>
       </w:r>
       <w:r>
         <w:rPr>
@@ -288,24 +295,14 @@
           <w:bCs/>
           <w:u w:val="single"/>
         </w:rPr>
-        <w:t>{HOSPITAL_</w:t>
-      </w:r>
-      <w:proofErr w:type="gramStart"/>
-      <w:r>
-        <w:rPr>
-          <w:b/>
-          <w:bCs/>
-          <w:u w:val="single"/>
-        </w:rPr>
-        <w:t>ADDRESS}</w:t>
+        <w:t>{HOSPITAL_ADDRESS}</w:t>
       </w:r>
       <w:r>
         <w:t xml:space="preserve"> </w:t>
       </w:r>
       <w:r>
-        <w:t xml:space="preserve"> by</w:t>
-      </w:r>
-      <w:proofErr w:type="gramEnd"/>
+        <w:t>by</w:t>
+      </w:r>
       <w:r>
         <w:t xml:space="preserve"> ________________________</w:t>
       </w:r>
@@ -653,7 +650,7 @@
         <w:t>Validity of contract: The above offer &amp; special rates are valid till 31/0</w:t>
       </w:r>
       <w:r>
-        <w:t>7</w:t>
+        <w:t>8</w:t>
       </w:r>
       <w:r>
         <w:rPr>
